--- a/templates/template_contrato_vendedores.docx
+++ b/templates/template_contrato_vendedores.docx
@@ -1148,6 +1148,31 @@
         <w:jc w:val="both"/>
         <w:rPr>
           <w:rFonts w:ascii="Century Gothic" w:cs="Century Gothic" w:eastAsia="Century Gothic" w:hAnsi="Century Gothic"/>
+          <w:b w:val="1"/>
+          <w:bCs w:val="1"/>
+          <w:sz w:val="24"/>
+          <w:szCs w:val="24"/>
+        </w:rPr>
+      </w:pPr>
+      <w:r>
+        <w:rPr>
+          <w:rtl w:val="0"/>
+        </w:rPr>
+      </w:r>
+    </w:p>
+    <w:p>
+      <w:pPr>
+        <w:pBdr>
+          <w:top w:space="0" w:sz="0" w:val="nil"/>
+          <w:left w:space="0" w:sz="0" w:val="nil"/>
+          <w:bottom w:space="0" w:sz="0" w:val="nil"/>
+          <w:right w:space="0" w:sz="0" w:val="nil"/>
+          <w:between w:space="0" w:sz="0" w:val="nil"/>
+        </w:pBdr>
+        <w:spacing w:after="0" w:line="240" w:lineRule="auto"/>
+        <w:jc w:val="both"/>
+        <w:rPr>
+          <w:rFonts w:ascii="Century Gothic" w:cs="Century Gothic" w:eastAsia="Century Gothic" w:hAnsi="Century Gothic"/>
           <w:color w:val="000000"/>
           <w:sz w:val="24"/>
           <w:szCs w:val="24"/>
@@ -1697,7 +1722,7 @@
           <w:szCs w:val="24"/>
           <w:rtl w:val="0"/>
         </w:rPr>
-        <w:t xml:space="preserve">Adicionalmente, el(la) EMPLEADO(A) percibirá una comisión por las ventas de los servicios ofrecidos por la EMPLEADORA que efectúe. El monto de dicha comisión será equivalente hasta el dos por ciento (2%) del valor de cada venta realizada, y para su cálculo no se incluirá el IVA que se genere en cada factura. La comisión será pagadera una vez que el cliente haya cumplido con el respectivo pago total de la factura a favor de la EMPLEADORA.</w:t>
+        <w:t xml:space="preserve">Adicionalmente, el(la) EMPLEADO(A) percibirá una comisión por las ventas que efectúe de los servicios ofrecidos por la EMPLEADORA. El monto de dicha comisión será equivalente hasta el dos por ciento (2%) del valor de cada venta realizada, y para su cálculo no se incluirá el IVA que se genere en cada factura. La comisión será pagadera una vez que el cliente haya cumplido con el respectivo pago total de la factura a favor de la EMPLEADORA.</w:t>
       </w:r>
     </w:p>
     <w:p>
@@ -6330,7 +6355,7 @@
 
 <file path=customXML/item1.xml><?xml version="1.0" encoding="utf-8"?>
 <go:gDocsCustomXmlDataStorage xmlns:go="http://customooxmlschemas.google.com/" xmlns:r="http://schemas.openxmlformats.org/officeDocument/2006/relationships" uri="GoogleDocsCustomDataVersion2">
-  <go:docsCustomData xmlns:go="http://customooxmlschemas.google.com/" roundtripDataSignature="AMtx7mjaMj2TJNHcWt+iH6axS4tjxxchBA==">CgMxLjAyCWguMzBqMHpsbDIJaC4xZm9iOXRlMghoLmdqZGd4czgAciExOGpzcVQzaUpUZ1drS0paSWxySnE4QkdtMFJmNXdkeFo=</go:docsCustomData>
+  <go:docsCustomData xmlns:go="http://customooxmlschemas.google.com/" roundtripDataSignature="AMtx7mimOW5+cfEuKYg+viKAHCD+6Eg67w==">CgMxLjAyCWguMzBqMHpsbDIJaC4xZm9iOXRlMghoLmdqZGd4czgAciExNG8wcHMxdFFyLXR3N0Q0YXl5N2d4WWo3T2lLUklId2Y=</go:docsCustomData>
 </go:gDocsCustomXmlDataStorage>
 </file>
 
